--- a/docs/сдача/Сопроводительная_документация.docx
+++ b/docs/сдача/Сопроводительная_документация.docx
@@ -56,7 +56,7 @@
           <w:sz w:val="20"/>
           <w:szCs w:val="20"/>
         </w:rPr>
-        <w:t xml:space="preserve">Версия документа: 21 сентября 2026 года</w:t>
+        <w:t xml:space="preserve">Версия документа: 22 сентября 2026 года</w:t>
       </w:r>
     </w:p>
     <w:p>
@@ -73,7 +73,7 @@
         <w:spacing w:after="150"/>
       </w:pPr>
       <w:r>
-        <w:t xml:space="preserve">Веб-сервис прогнозирования отказов датчиков инженерных систем (насос/вентилятор, дым/газ) с диспетчерским интерфейсом, объяснимой ML-моделью и автоматическим формированием заявок на превентивное обслуживание. Прототип развёрнут и доступен по адресу jkh.devcosmos.ru.</w:t>
+        <w:t xml:space="preserve">Веб-сервис прогнозирования отказов датчиков инженерных систем (насос/вентилятор, дым/газ) с диспетчерским интерфейсом, объяснимой ML-моделью и формированием заявок на превентивное обслуживание по решению диспетчера. Прототип развёрнут и доступен по адресу jkh.devcosmos.ru.</w:t>
       </w:r>
     </w:p>
     <w:p>
@@ -133,7 +133,20 @@
         <w:spacing w:after="80"/>
       </w:pPr>
       <w:r>
-        <w:t xml:space="preserve">автоматическое формирование черновика заявки на обслуживание по правилу и по решению диспетчера.</w:t>
+        <w:t xml:space="preserve">формирование заявки на обслуживание по явному решению диспетчера (автосоздание по правилу отключено — решение принимает человек).</w:t>
+      </w:r>
+    </w:p>
+    <w:p>
+      <w:pPr>
+        <w:pStyle w:val="ListParagraph"/>
+        <w:numPr>
+          <w:ilvl w:val="0"/>
+          <w:numId w:val="2"/>
+        </w:numPr>
+        <w:spacing w:after="80"/>
+      </w:pPr>
+      <w:r>
+        <w:t xml:space="preserve">аналитика и отчётность по историческим инцидентам, сезонности и заявкам на обслуживание (экспорт XLSX/PDF), реестр версий моделей с метриками.</w:t>
       </w:r>
     </w:p>
     <w:p>
@@ -664,7 +677,7 @@
         <w:spacing w:after="150"/>
       </w:pPr>
       <w:r>
-        <w:t xml:space="preserve">2) Живой инференс: worker проигрывает тот же поток событий через тот же путь обработки, что будет использовать реальный адаптер источника (СМВУ) — на каждом тике считает поведенческие признаки по каналу, вызывает обученную модель (CatBoost.predict_proba), при превышении порога создаёт риск-кейс с SHAP-объяснением и, по правилу, черновик заявки.</w:t>
+        <w:t xml:space="preserve">2) Живой инференс: worker проигрывает тот же поток событий через тот же путь обработки, что будет использовать реальный адаптер источника (СМВУ) — на каждом тике считает поведенческие признаки по каналу, вызывает обученную модель (CatBoost.predict_proba), при превышении порога создаёт риск-кейс с SHAP-объяснением; заявка на обслуживание создаётся только явным решением диспетчера на карточке риска, автосоздания по правилу нет.</w:t>
       </w:r>
     </w:p>
     <w:p>
@@ -821,6 +834,19 @@
       </w:pPr>
       <w:r>
         <w:t xml:space="preserve">Объяснение каждого прогноза — SHAP-значения из самого CatBoost (get_feature_importance, type=ShapValues), а не отдельная библиотека.</w:t>
+      </w:r>
+    </w:p>
+    <w:p>
+      <w:pPr>
+        <w:pStyle w:val="ListParagraph"/>
+        <w:numPr>
+          <w:ilvl w:val="0"/>
+          <w:numId w:val="2"/>
+        </w:numPr>
+        <w:spacing w:after="80"/>
+      </w:pPr>
+      <w:r>
+        <w:t xml:space="preserve">Поверх SHAP — необязательный слой удобства: краткое резюме прогноза на естественном языке от LLM (через прокси-провайдера), пересказывающее те же SHAP-факторы словами для диспетчера; не подменяет и не заменяет объяснение модели.</w:t>
       </w:r>
     </w:p>
     <w:p>

--- a/docs/сдача/Сопроводительная_документация.docx
+++ b/docs/сдача/Сопроводительная_документация.docx
@@ -418,7 +418,7 @@
                 <w:sz w:val="20"/>
                 <w:szCs w:val="20"/>
               </w:rPr>
-              <w:t xml:space="preserve">Фоновый процесс: проигрывает поток исторических событий, считает признаки, вызывает модель, создаёт риск-кейсы и черновики заявок</w:t>
+              <w:t xml:space="preserve">Фоновый процесс: проигрывает поток исторических событий, считает признаки, вызывает модель, создаёт риск-кейсы (заявку — по решению диспетчера)</w:t>
             </w:r>
           </w:p>
         </w:tc>
